--- a/References.docx
+++ b/References.docx
@@ -478,8 +478,25 @@
           <w:numId w:val="1"/>
         </w:numPr>
       </w:pPr>
-      <w:r>
-        <w:t>https://barttorvik.com/ncaaw/trank.php#</w:t>
+      <w:hyperlink r:id="rId14" w:history="1">
+        <w:r>
+          <w:rPr>
+            <w:rStyle w:val="Hyperlink"/>
+          </w:rPr>
+          <w:t>https://barttorvik.com/ncaaw/trank.php#</w:t>
+        </w:r>
+      </w:hyperlink>
+    </w:p>
+    <w:p>
+      <w:pPr>
+        <w:pStyle w:val="ListParagraph"/>
+        <w:numPr>
+          <w:ilvl w:val="0"/>
+          <w:numId w:val="1"/>
+        </w:numPr>
+      </w:pPr>
+      <w:r>
+        <w:t>https://www.usatoday.com/story/sports/college/2025/02/27/ncaa-financial-report-revenue-surplus/80733616007/#:~:text=The%20NCAA%20recorded%20nearly%20%241.4,total%20it%20reported%20for%202023.</w:t>
       </w:r>
     </w:p>
     <w:sectPr>
